--- a/documentword/设计文档.docx
+++ b/documentword/设计文档.docx
@@ -1015,8 +1015,6 @@
               </w:rPr>
               <w:t>16%</w:t>
             </w:r>
-            <w:bookmarkStart w:id="0" w:name="_GoBack"/>
-            <w:bookmarkEnd w:id="0"/>
           </w:p>
         </w:tc>
         <w:tc>
@@ -1144,13 +1142,14 @@
         <w:tblW w:w="0" w:type="auto"/>
         <w:jc w:val="center"/>
         <w:tblBorders>
-          <w:top w:val="single" w:color="D5DDE5" w:sz="4" w:space="0"/>
-          <w:left w:val="single" w:color="D5DDE5" w:sz="4" w:space="0"/>
-          <w:bottom w:val="single" w:color="D5DDE5" w:sz="4" w:space="0"/>
-          <w:right w:val="single" w:color="D5DDE5" w:sz="4" w:space="0"/>
-          <w:insideH w:val="single" w:color="D5DDE5" w:sz="4" w:space="0"/>
-          <w:insideV w:val="single" w:color="D5DDE5" w:sz="4" w:space="0"/>
+          <w:top w:val="single" w:color="auto" w:sz="4" w:space="0"/>
+          <w:left w:val="single" w:color="auto" w:sz="4" w:space="0"/>
+          <w:bottom w:val="single" w:color="auto" w:sz="4" w:space="0"/>
+          <w:right w:val="single" w:color="auto" w:sz="4" w:space="0"/>
+          <w:insideH w:val="single" w:color="auto" w:sz="4" w:space="0"/>
+          <w:insideV w:val="single" w:color="auto" w:sz="4" w:space="0"/>
         </w:tblBorders>
+        <w:shd w:val="clear" w:color="auto" w:fill="auto"/>
         <w:tblLayout w:type="autofit"/>
         <w:tblCellMar>
           <w:top w:w="0" w:type="dxa"/>
@@ -1167,13 +1166,14 @@
       <w:tr>
         <w:tblPrEx>
           <w:tblBorders>
-            <w:top w:val="single" w:color="D5DDE5" w:sz="4" w:space="0"/>
-            <w:left w:val="single" w:color="D5DDE5" w:sz="4" w:space="0"/>
-            <w:bottom w:val="single" w:color="D5DDE5" w:sz="4" w:space="0"/>
-            <w:right w:val="single" w:color="D5DDE5" w:sz="4" w:space="0"/>
-            <w:insideH w:val="single" w:color="D5DDE5" w:sz="4" w:space="0"/>
-            <w:insideV w:val="single" w:color="D5DDE5" w:sz="4" w:space="0"/>
+            <w:top w:val="single" w:color="auto" w:sz="4" w:space="0"/>
+            <w:left w:val="single" w:color="auto" w:sz="4" w:space="0"/>
+            <w:bottom w:val="single" w:color="auto" w:sz="4" w:space="0"/>
+            <w:right w:val="single" w:color="auto" w:sz="4" w:space="0"/>
+            <w:insideH w:val="single" w:color="auto" w:sz="4" w:space="0"/>
+            <w:insideV w:val="single" w:color="auto" w:sz="4" w:space="0"/>
           </w:tblBorders>
+          <w:shd w:val="clear" w:color="auto" w:fill="auto"/>
           <w:tblCellMar>
             <w:top w:w="0" w:type="dxa"/>
             <w:left w:w="108" w:type="dxa"/>
@@ -1189,7 +1189,7 @@
         <w:tc>
           <w:tcPr>
             <w:tcW w:w="3118" w:type="dxa"/>
-            <w:shd w:val="clear" w:color="auto" w:fill="1F4E78"/>
+            <w:shd w:val="clear" w:color="auto" w:fill="auto"/>
             <w:tcMar>
               <w:top w:w="90" w:type="dxa"/>
               <w:left w:w="100" w:type="dxa"/>
@@ -1207,7 +1207,7 @@
               <w:rPr>
                 <w:rFonts w:ascii="微软雅黑" w:hAnsi="微软雅黑" w:eastAsia="微软雅黑"/>
                 <w:b/>
-                <w:color w:val="FFFFFF"/>
+                <w:color w:val="auto"/>
                 <w:sz w:val="17"/>
               </w:rPr>
               <w:t>组件</w:t>
@@ -1217,7 +1217,7 @@
         <w:tc>
           <w:tcPr>
             <w:tcW w:w="3118" w:type="dxa"/>
-            <w:shd w:val="clear" w:color="auto" w:fill="1F4E78"/>
+            <w:shd w:val="clear" w:color="auto" w:fill="auto"/>
             <w:tcMar>
               <w:top w:w="90" w:type="dxa"/>
               <w:left w:w="100" w:type="dxa"/>
@@ -1235,7 +1235,7 @@
               <w:rPr>
                 <w:rFonts w:ascii="微软雅黑" w:hAnsi="微软雅黑" w:eastAsia="微软雅黑"/>
                 <w:b/>
-                <w:color w:val="FFFFFF"/>
+                <w:color w:val="auto"/>
                 <w:sz w:val="17"/>
               </w:rPr>
               <w:t>项目实现</w:t>
@@ -1245,7 +1245,7 @@
         <w:tc>
           <w:tcPr>
             <w:tcW w:w="3118" w:type="dxa"/>
-            <w:shd w:val="clear" w:color="auto" w:fill="1F4E78"/>
+            <w:shd w:val="clear" w:color="auto" w:fill="auto"/>
             <w:tcMar>
               <w:top w:w="90" w:type="dxa"/>
               <w:left w:w="100" w:type="dxa"/>
@@ -1263,7 +1263,7 @@
               <w:rPr>
                 <w:rFonts w:ascii="微软雅黑" w:hAnsi="微软雅黑" w:eastAsia="微软雅黑"/>
                 <w:b/>
-                <w:color w:val="FFFFFF"/>
+                <w:color w:val="auto"/>
                 <w:sz w:val="17"/>
               </w:rPr>
               <w:t>职责</w:t>
@@ -1274,13 +1274,14 @@
       <w:tr>
         <w:tblPrEx>
           <w:tblBorders>
-            <w:top w:val="single" w:color="D5DDE5" w:sz="4" w:space="0"/>
-            <w:left w:val="single" w:color="D5DDE5" w:sz="4" w:space="0"/>
-            <w:bottom w:val="single" w:color="D5DDE5" w:sz="4" w:space="0"/>
-            <w:right w:val="single" w:color="D5DDE5" w:sz="4" w:space="0"/>
-            <w:insideH w:val="single" w:color="D5DDE5" w:sz="4" w:space="0"/>
-            <w:insideV w:val="single" w:color="D5DDE5" w:sz="4" w:space="0"/>
+            <w:top w:val="single" w:color="auto" w:sz="4" w:space="0"/>
+            <w:left w:val="single" w:color="auto" w:sz="4" w:space="0"/>
+            <w:bottom w:val="single" w:color="auto" w:sz="4" w:space="0"/>
+            <w:right w:val="single" w:color="auto" w:sz="4" w:space="0"/>
+            <w:insideH w:val="single" w:color="auto" w:sz="4" w:space="0"/>
+            <w:insideV w:val="single" w:color="auto" w:sz="4" w:space="0"/>
           </w:tblBorders>
+          <w:shd w:val="clear" w:color="auto" w:fill="auto"/>
           <w:tblCellMar>
             <w:top w:w="0" w:type="dxa"/>
             <w:left w:w="108" w:type="dxa"/>
@@ -1295,6 +1296,7 @@
         <w:tc>
           <w:tcPr>
             <w:tcW w:w="3118" w:type="dxa"/>
+            <w:shd w:val="clear" w:color="auto" w:fill="auto"/>
             <w:tcMar>
               <w:top w:w="90" w:type="dxa"/>
               <w:left w:w="100" w:type="dxa"/>
@@ -1322,6 +1324,7 @@
         <w:tc>
           <w:tcPr>
             <w:tcW w:w="3118" w:type="dxa"/>
+            <w:shd w:val="clear" w:color="auto" w:fill="auto"/>
             <w:tcMar>
               <w:top w:w="90" w:type="dxa"/>
               <w:left w:w="100" w:type="dxa"/>
@@ -1349,6 +1352,7 @@
         <w:tc>
           <w:tcPr>
             <w:tcW w:w="3118" w:type="dxa"/>
+            <w:shd w:val="clear" w:color="auto" w:fill="auto"/>
             <w:tcMar>
               <w:top w:w="90" w:type="dxa"/>
               <w:left w:w="100" w:type="dxa"/>
@@ -1377,13 +1381,14 @@
       <w:tr>
         <w:tblPrEx>
           <w:tblBorders>
-            <w:top w:val="single" w:color="D5DDE5" w:sz="4" w:space="0"/>
-            <w:left w:val="single" w:color="D5DDE5" w:sz="4" w:space="0"/>
-            <w:bottom w:val="single" w:color="D5DDE5" w:sz="4" w:space="0"/>
-            <w:right w:val="single" w:color="D5DDE5" w:sz="4" w:space="0"/>
-            <w:insideH w:val="single" w:color="D5DDE5" w:sz="4" w:space="0"/>
-            <w:insideV w:val="single" w:color="D5DDE5" w:sz="4" w:space="0"/>
+            <w:top w:val="single" w:color="auto" w:sz="4" w:space="0"/>
+            <w:left w:val="single" w:color="auto" w:sz="4" w:space="0"/>
+            <w:bottom w:val="single" w:color="auto" w:sz="4" w:space="0"/>
+            <w:right w:val="single" w:color="auto" w:sz="4" w:space="0"/>
+            <w:insideH w:val="single" w:color="auto" w:sz="4" w:space="0"/>
+            <w:insideV w:val="single" w:color="auto" w:sz="4" w:space="0"/>
           </w:tblBorders>
+          <w:shd w:val="clear" w:color="auto" w:fill="auto"/>
           <w:tblCellMar>
             <w:top w:w="0" w:type="dxa"/>
             <w:left w:w="108" w:type="dxa"/>
@@ -1398,7 +1403,7 @@
         <w:tc>
           <w:tcPr>
             <w:tcW w:w="3118" w:type="dxa"/>
-            <w:shd w:val="clear" w:color="auto" w:fill="F2F6FA"/>
+            <w:shd w:val="clear" w:color="auto" w:fill="auto"/>
             <w:tcMar>
               <w:top w:w="90" w:type="dxa"/>
               <w:left w:w="100" w:type="dxa"/>
@@ -1426,7 +1431,7 @@
         <w:tc>
           <w:tcPr>
             <w:tcW w:w="3118" w:type="dxa"/>
-            <w:shd w:val="clear" w:color="auto" w:fill="F2F6FA"/>
+            <w:shd w:val="clear" w:color="auto" w:fill="auto"/>
             <w:tcMar>
               <w:top w:w="90" w:type="dxa"/>
               <w:left w:w="100" w:type="dxa"/>
@@ -1454,7 +1459,7 @@
         <w:tc>
           <w:tcPr>
             <w:tcW w:w="3118" w:type="dxa"/>
-            <w:shd w:val="clear" w:color="auto" w:fill="F2F6FA"/>
+            <w:shd w:val="clear" w:color="auto" w:fill="auto"/>
             <w:tcMar>
               <w:top w:w="90" w:type="dxa"/>
               <w:left w:w="100" w:type="dxa"/>
@@ -1483,13 +1488,14 @@
       <w:tr>
         <w:tblPrEx>
           <w:tblBorders>
-            <w:top w:val="single" w:color="D5DDE5" w:sz="4" w:space="0"/>
-            <w:left w:val="single" w:color="D5DDE5" w:sz="4" w:space="0"/>
-            <w:bottom w:val="single" w:color="D5DDE5" w:sz="4" w:space="0"/>
-            <w:right w:val="single" w:color="D5DDE5" w:sz="4" w:space="0"/>
-            <w:insideH w:val="single" w:color="D5DDE5" w:sz="4" w:space="0"/>
-            <w:insideV w:val="single" w:color="D5DDE5" w:sz="4" w:space="0"/>
+            <w:top w:val="single" w:color="auto" w:sz="4" w:space="0"/>
+            <w:left w:val="single" w:color="auto" w:sz="4" w:space="0"/>
+            <w:bottom w:val="single" w:color="auto" w:sz="4" w:space="0"/>
+            <w:right w:val="single" w:color="auto" w:sz="4" w:space="0"/>
+            <w:insideH w:val="single" w:color="auto" w:sz="4" w:space="0"/>
+            <w:insideV w:val="single" w:color="auto" w:sz="4" w:space="0"/>
           </w:tblBorders>
+          <w:shd w:val="clear" w:color="auto" w:fill="auto"/>
           <w:tblCellMar>
             <w:top w:w="0" w:type="dxa"/>
             <w:left w:w="108" w:type="dxa"/>
@@ -1504,6 +1510,7 @@
         <w:tc>
           <w:tcPr>
             <w:tcW w:w="3118" w:type="dxa"/>
+            <w:shd w:val="clear" w:color="auto" w:fill="auto"/>
             <w:tcMar>
               <w:top w:w="90" w:type="dxa"/>
               <w:left w:w="100" w:type="dxa"/>
@@ -1531,6 +1538,7 @@
         <w:tc>
           <w:tcPr>
             <w:tcW w:w="3118" w:type="dxa"/>
+            <w:shd w:val="clear" w:color="auto" w:fill="auto"/>
             <w:tcMar>
               <w:top w:w="90" w:type="dxa"/>
               <w:left w:w="100" w:type="dxa"/>
@@ -1558,6 +1566,7 @@
         <w:tc>
           <w:tcPr>
             <w:tcW w:w="3118" w:type="dxa"/>
+            <w:shd w:val="clear" w:color="auto" w:fill="auto"/>
             <w:tcMar>
               <w:top w:w="90" w:type="dxa"/>
               <w:left w:w="100" w:type="dxa"/>
@@ -1586,13 +1595,14 @@
       <w:tr>
         <w:tblPrEx>
           <w:tblBorders>
-            <w:top w:val="single" w:color="D5DDE5" w:sz="4" w:space="0"/>
-            <w:left w:val="single" w:color="D5DDE5" w:sz="4" w:space="0"/>
-            <w:bottom w:val="single" w:color="D5DDE5" w:sz="4" w:space="0"/>
-            <w:right w:val="single" w:color="D5DDE5" w:sz="4" w:space="0"/>
-            <w:insideH w:val="single" w:color="D5DDE5" w:sz="4" w:space="0"/>
-            <w:insideV w:val="single" w:color="D5DDE5" w:sz="4" w:space="0"/>
+            <w:top w:val="single" w:color="auto" w:sz="4" w:space="0"/>
+            <w:left w:val="single" w:color="auto" w:sz="4" w:space="0"/>
+            <w:bottom w:val="single" w:color="auto" w:sz="4" w:space="0"/>
+            <w:right w:val="single" w:color="auto" w:sz="4" w:space="0"/>
+            <w:insideH w:val="single" w:color="auto" w:sz="4" w:space="0"/>
+            <w:insideV w:val="single" w:color="auto" w:sz="4" w:space="0"/>
           </w:tblBorders>
+          <w:shd w:val="clear" w:color="auto" w:fill="auto"/>
           <w:tblCellMar>
             <w:top w:w="0" w:type="dxa"/>
             <w:left w:w="108" w:type="dxa"/>
@@ -1607,7 +1617,7 @@
         <w:tc>
           <w:tcPr>
             <w:tcW w:w="3118" w:type="dxa"/>
-            <w:shd w:val="clear" w:color="auto" w:fill="F2F6FA"/>
+            <w:shd w:val="clear" w:color="auto" w:fill="auto"/>
             <w:tcMar>
               <w:top w:w="90" w:type="dxa"/>
               <w:left w:w="100" w:type="dxa"/>
@@ -1635,7 +1645,7 @@
         <w:tc>
           <w:tcPr>
             <w:tcW w:w="3118" w:type="dxa"/>
-            <w:shd w:val="clear" w:color="auto" w:fill="F2F6FA"/>
+            <w:shd w:val="clear" w:color="auto" w:fill="auto"/>
             <w:tcMar>
               <w:top w:w="90" w:type="dxa"/>
               <w:left w:w="100" w:type="dxa"/>
@@ -1663,7 +1673,7 @@
         <w:tc>
           <w:tcPr>
             <w:tcW w:w="3118" w:type="dxa"/>
-            <w:shd w:val="clear" w:color="auto" w:fill="F2F6FA"/>
+            <w:shd w:val="clear" w:color="auto" w:fill="auto"/>
             <w:tcMar>
               <w:top w:w="90" w:type="dxa"/>
               <w:left w:w="100" w:type="dxa"/>
@@ -1692,13 +1702,14 @@
       <w:tr>
         <w:tblPrEx>
           <w:tblBorders>
-            <w:top w:val="single" w:color="D5DDE5" w:sz="4" w:space="0"/>
-            <w:left w:val="single" w:color="D5DDE5" w:sz="4" w:space="0"/>
-            <w:bottom w:val="single" w:color="D5DDE5" w:sz="4" w:space="0"/>
-            <w:right w:val="single" w:color="D5DDE5" w:sz="4" w:space="0"/>
-            <w:insideH w:val="single" w:color="D5DDE5" w:sz="4" w:space="0"/>
-            <w:insideV w:val="single" w:color="D5DDE5" w:sz="4" w:space="0"/>
+            <w:top w:val="single" w:color="auto" w:sz="4" w:space="0"/>
+            <w:left w:val="single" w:color="auto" w:sz="4" w:space="0"/>
+            <w:bottom w:val="single" w:color="auto" w:sz="4" w:space="0"/>
+            <w:right w:val="single" w:color="auto" w:sz="4" w:space="0"/>
+            <w:insideH w:val="single" w:color="auto" w:sz="4" w:space="0"/>
+            <w:insideV w:val="single" w:color="auto" w:sz="4" w:space="0"/>
           </w:tblBorders>
+          <w:shd w:val="clear" w:color="auto" w:fill="auto"/>
           <w:tblCellMar>
             <w:top w:w="0" w:type="dxa"/>
             <w:left w:w="108" w:type="dxa"/>
@@ -1713,6 +1724,7 @@
         <w:tc>
           <w:tcPr>
             <w:tcW w:w="3118" w:type="dxa"/>
+            <w:shd w:val="clear" w:color="auto" w:fill="auto"/>
             <w:tcMar>
               <w:top w:w="90" w:type="dxa"/>
               <w:left w:w="100" w:type="dxa"/>
@@ -1740,6 +1752,7 @@
         <w:tc>
           <w:tcPr>
             <w:tcW w:w="3118" w:type="dxa"/>
+            <w:shd w:val="clear" w:color="auto" w:fill="auto"/>
             <w:tcMar>
               <w:top w:w="90" w:type="dxa"/>
               <w:left w:w="100" w:type="dxa"/>
@@ -1767,6 +1780,7 @@
         <w:tc>
           <w:tcPr>
             <w:tcW w:w="3118" w:type="dxa"/>
+            <w:shd w:val="clear" w:color="auto" w:fill="auto"/>
             <w:tcMar>
               <w:top w:w="90" w:type="dxa"/>
               <w:left w:w="100" w:type="dxa"/>
@@ -1795,13 +1809,14 @@
       <w:tr>
         <w:tblPrEx>
           <w:tblBorders>
-            <w:top w:val="single" w:color="D5DDE5" w:sz="4" w:space="0"/>
-            <w:left w:val="single" w:color="D5DDE5" w:sz="4" w:space="0"/>
-            <w:bottom w:val="single" w:color="D5DDE5" w:sz="4" w:space="0"/>
-            <w:right w:val="single" w:color="D5DDE5" w:sz="4" w:space="0"/>
-            <w:insideH w:val="single" w:color="D5DDE5" w:sz="4" w:space="0"/>
-            <w:insideV w:val="single" w:color="D5DDE5" w:sz="4" w:space="0"/>
+            <w:top w:val="single" w:color="auto" w:sz="4" w:space="0"/>
+            <w:left w:val="single" w:color="auto" w:sz="4" w:space="0"/>
+            <w:bottom w:val="single" w:color="auto" w:sz="4" w:space="0"/>
+            <w:right w:val="single" w:color="auto" w:sz="4" w:space="0"/>
+            <w:insideH w:val="single" w:color="auto" w:sz="4" w:space="0"/>
+            <w:insideV w:val="single" w:color="auto" w:sz="4" w:space="0"/>
           </w:tblBorders>
+          <w:shd w:val="clear" w:color="auto" w:fill="auto"/>
           <w:tblCellMar>
             <w:top w:w="0" w:type="dxa"/>
             <w:left w:w="108" w:type="dxa"/>
@@ -1816,7 +1831,7 @@
         <w:tc>
           <w:tcPr>
             <w:tcW w:w="3118" w:type="dxa"/>
-            <w:shd w:val="clear" w:color="auto" w:fill="F2F6FA"/>
+            <w:shd w:val="clear" w:color="auto" w:fill="auto"/>
             <w:tcMar>
               <w:top w:w="90" w:type="dxa"/>
               <w:left w:w="100" w:type="dxa"/>
@@ -1844,7 +1859,7 @@
         <w:tc>
           <w:tcPr>
             <w:tcW w:w="3118" w:type="dxa"/>
-            <w:shd w:val="clear" w:color="auto" w:fill="F2F6FA"/>
+            <w:shd w:val="clear" w:color="auto" w:fill="auto"/>
             <w:tcMar>
               <w:top w:w="90" w:type="dxa"/>
               <w:left w:w="100" w:type="dxa"/>
@@ -1872,7 +1887,7 @@
         <w:tc>
           <w:tcPr>
             <w:tcW w:w="3118" w:type="dxa"/>
-            <w:shd w:val="clear" w:color="auto" w:fill="F2F6FA"/>
+            <w:shd w:val="clear" w:color="auto" w:fill="auto"/>
             <w:tcMar>
               <w:top w:w="90" w:type="dxa"/>
               <w:left w:w="100" w:type="dxa"/>
@@ -1901,13 +1916,14 @@
       <w:tr>
         <w:tblPrEx>
           <w:tblBorders>
-            <w:top w:val="single" w:color="D5DDE5" w:sz="4" w:space="0"/>
-            <w:left w:val="single" w:color="D5DDE5" w:sz="4" w:space="0"/>
-            <w:bottom w:val="single" w:color="D5DDE5" w:sz="4" w:space="0"/>
-            <w:right w:val="single" w:color="D5DDE5" w:sz="4" w:space="0"/>
-            <w:insideH w:val="single" w:color="D5DDE5" w:sz="4" w:space="0"/>
-            <w:insideV w:val="single" w:color="D5DDE5" w:sz="4" w:space="0"/>
+            <w:top w:val="single" w:color="auto" w:sz="4" w:space="0"/>
+            <w:left w:val="single" w:color="auto" w:sz="4" w:space="0"/>
+            <w:bottom w:val="single" w:color="auto" w:sz="4" w:space="0"/>
+            <w:right w:val="single" w:color="auto" w:sz="4" w:space="0"/>
+            <w:insideH w:val="single" w:color="auto" w:sz="4" w:space="0"/>
+            <w:insideV w:val="single" w:color="auto" w:sz="4" w:space="0"/>
           </w:tblBorders>
+          <w:shd w:val="clear" w:color="auto" w:fill="auto"/>
           <w:tblCellMar>
             <w:top w:w="0" w:type="dxa"/>
             <w:left w:w="108" w:type="dxa"/>
@@ -1922,6 +1938,7 @@
         <w:tc>
           <w:tcPr>
             <w:tcW w:w="3118" w:type="dxa"/>
+            <w:shd w:val="clear" w:color="auto" w:fill="auto"/>
             <w:tcMar>
               <w:top w:w="90" w:type="dxa"/>
               <w:left w:w="100" w:type="dxa"/>
@@ -1949,6 +1966,7 @@
         <w:tc>
           <w:tcPr>
             <w:tcW w:w="3118" w:type="dxa"/>
+            <w:shd w:val="clear" w:color="auto" w:fill="auto"/>
             <w:tcMar>
               <w:top w:w="90" w:type="dxa"/>
               <w:left w:w="100" w:type="dxa"/>
@@ -1976,6 +1994,7 @@
         <w:tc>
           <w:tcPr>
             <w:tcW w:w="3118" w:type="dxa"/>
+            <w:shd w:val="clear" w:color="auto" w:fill="auto"/>
             <w:tcMar>
               <w:top w:w="90" w:type="dxa"/>
               <w:left w:w="100" w:type="dxa"/>
@@ -2047,13 +2066,14 @@
         <w:tblW w:w="0" w:type="auto"/>
         <w:jc w:val="center"/>
         <w:tblBorders>
-          <w:top w:val="single" w:color="D5DDE5" w:sz="4" w:space="0"/>
-          <w:left w:val="single" w:color="D5DDE5" w:sz="4" w:space="0"/>
-          <w:bottom w:val="single" w:color="D5DDE5" w:sz="4" w:space="0"/>
-          <w:right w:val="single" w:color="D5DDE5" w:sz="4" w:space="0"/>
-          <w:insideH w:val="single" w:color="D5DDE5" w:sz="4" w:space="0"/>
-          <w:insideV w:val="single" w:color="D5DDE5" w:sz="4" w:space="0"/>
+          <w:top w:val="single" w:color="auto" w:sz="4" w:space="0"/>
+          <w:left w:val="single" w:color="auto" w:sz="4" w:space="0"/>
+          <w:bottom w:val="single" w:color="auto" w:sz="4" w:space="0"/>
+          <w:right w:val="single" w:color="auto" w:sz="4" w:space="0"/>
+          <w:insideH w:val="single" w:color="auto" w:sz="4" w:space="0"/>
+          <w:insideV w:val="single" w:color="auto" w:sz="4" w:space="0"/>
         </w:tblBorders>
+        <w:shd w:val="clear" w:color="auto" w:fill="auto"/>
         <w:tblLayout w:type="autofit"/>
         <w:tblCellMar>
           <w:top w:w="0" w:type="dxa"/>
@@ -2069,13 +2089,14 @@
       <w:tr>
         <w:tblPrEx>
           <w:tblBorders>
-            <w:top w:val="single" w:color="D5DDE5" w:sz="4" w:space="0"/>
-            <w:left w:val="single" w:color="D5DDE5" w:sz="4" w:space="0"/>
-            <w:bottom w:val="single" w:color="D5DDE5" w:sz="4" w:space="0"/>
-            <w:right w:val="single" w:color="D5DDE5" w:sz="4" w:space="0"/>
-            <w:insideH w:val="single" w:color="D5DDE5" w:sz="4" w:space="0"/>
-            <w:insideV w:val="single" w:color="D5DDE5" w:sz="4" w:space="0"/>
+            <w:top w:val="single" w:color="auto" w:sz="4" w:space="0"/>
+            <w:left w:val="single" w:color="auto" w:sz="4" w:space="0"/>
+            <w:bottom w:val="single" w:color="auto" w:sz="4" w:space="0"/>
+            <w:right w:val="single" w:color="auto" w:sz="4" w:space="0"/>
+            <w:insideH w:val="single" w:color="auto" w:sz="4" w:space="0"/>
+            <w:insideV w:val="single" w:color="auto" w:sz="4" w:space="0"/>
           </w:tblBorders>
+          <w:shd w:val="clear" w:color="auto" w:fill="auto"/>
           <w:tblCellMar>
             <w:top w:w="0" w:type="dxa"/>
             <w:left w:w="108" w:type="dxa"/>
@@ -2091,7 +2112,36 @@
         <w:tc>
           <w:tcPr>
             <w:tcW w:w="4677" w:type="dxa"/>
-            <w:shd w:val="clear" w:color="auto" w:fill="1F4E78"/>
+            <w:shd w:val="clear" w:color="auto" w:fill="auto"/>
+            <w:tcMar>
+              <w:top w:w="90" w:type="dxa"/>
+              <w:left w:w="100" w:type="dxa"/>
+              <w:bottom w:w="90" w:type="dxa"/>
+              <w:right w:w="100" w:type="dxa"/>
+            </w:tcMar>
+            <w:vAlign w:val="center"/>
+          </w:tcPr>
+          <w:p>
+            <w:pPr>
+              <w:spacing w:before="0" w:after="0" w:line="259" w:lineRule="auto"/>
+              <w:jc w:val="center"/>
+            </w:pPr>
+            <w:bookmarkStart w:id="0" w:name="_GoBack"/>
+            <w:r>
+              <w:rPr>
+                <w:rFonts w:ascii="微软雅黑" w:hAnsi="微软雅黑" w:eastAsia="微软雅黑"/>
+                <w:b/>
+                <w:color w:val="auto"/>
+                <w:sz w:val="17"/>
+              </w:rPr>
+              <w:t>表/视图</w:t>
+            </w:r>
+          </w:p>
+        </w:tc>
+        <w:tc>
+          <w:tcPr>
+            <w:tcW w:w="4677" w:type="dxa"/>
+            <w:shd w:val="clear" w:color="auto" w:fill="auto"/>
             <w:tcMar>
               <w:top w:w="90" w:type="dxa"/>
               <w:left w:w="100" w:type="dxa"/>
@@ -2109,35 +2159,7 @@
               <w:rPr>
                 <w:rFonts w:ascii="微软雅黑" w:hAnsi="微软雅黑" w:eastAsia="微软雅黑"/>
                 <w:b/>
-                <w:color w:val="FFFFFF"/>
-                <w:sz w:val="17"/>
-              </w:rPr>
-              <w:t>表/视图</w:t>
-            </w:r>
-          </w:p>
-        </w:tc>
-        <w:tc>
-          <w:tcPr>
-            <w:tcW w:w="4677" w:type="dxa"/>
-            <w:shd w:val="clear" w:color="auto" w:fill="1F4E78"/>
-            <w:tcMar>
-              <w:top w:w="90" w:type="dxa"/>
-              <w:left w:w="100" w:type="dxa"/>
-              <w:bottom w:w="90" w:type="dxa"/>
-              <w:right w:w="100" w:type="dxa"/>
-            </w:tcMar>
-            <w:vAlign w:val="center"/>
-          </w:tcPr>
-          <w:p>
-            <w:pPr>
-              <w:spacing w:before="0" w:after="0" w:line="259" w:lineRule="auto"/>
-              <w:jc w:val="center"/>
-            </w:pPr>
-            <w:r>
-              <w:rPr>
-                <w:rFonts w:ascii="微软雅黑" w:hAnsi="微软雅黑" w:eastAsia="微软雅黑"/>
-                <w:b/>
-                <w:color w:val="FFFFFF"/>
+                <w:color w:val="auto"/>
                 <w:sz w:val="17"/>
               </w:rPr>
               <w:t>设计用途</w:t>
@@ -2148,12 +2170,12 @@
       <w:tr>
         <w:tblPrEx>
           <w:tblBorders>
-            <w:top w:val="single" w:color="D5DDE5" w:sz="4" w:space="0"/>
-            <w:left w:val="single" w:color="D5DDE5" w:sz="4" w:space="0"/>
-            <w:bottom w:val="single" w:color="D5DDE5" w:sz="4" w:space="0"/>
-            <w:right w:val="single" w:color="D5DDE5" w:sz="4" w:space="0"/>
-            <w:insideH w:val="single" w:color="D5DDE5" w:sz="4" w:space="0"/>
-            <w:insideV w:val="single" w:color="D5DDE5" w:sz="4" w:space="0"/>
+            <w:top w:val="single" w:color="auto" w:sz="4" w:space="0"/>
+            <w:left w:val="single" w:color="auto" w:sz="4" w:space="0"/>
+            <w:bottom w:val="single" w:color="auto" w:sz="4" w:space="0"/>
+            <w:right w:val="single" w:color="auto" w:sz="4" w:space="0"/>
+            <w:insideH w:val="single" w:color="auto" w:sz="4" w:space="0"/>
+            <w:insideV w:val="single" w:color="auto" w:sz="4" w:space="0"/>
           </w:tblBorders>
           <w:tblCellMar>
             <w:top w:w="0" w:type="dxa"/>
@@ -2169,6 +2191,7 @@
         <w:tc>
           <w:tcPr>
             <w:tcW w:w="4677" w:type="dxa"/>
+            <w:shd w:val="clear" w:color="auto" w:fill="auto"/>
             <w:tcMar>
               <w:top w:w="90" w:type="dxa"/>
               <w:left w:w="100" w:type="dxa"/>
@@ -2196,6 +2219,7 @@
         <w:tc>
           <w:tcPr>
             <w:tcW w:w="4677" w:type="dxa"/>
+            <w:shd w:val="clear" w:color="auto" w:fill="auto"/>
             <w:tcMar>
               <w:top w:w="90" w:type="dxa"/>
               <w:left w:w="100" w:type="dxa"/>
@@ -2224,12 +2248,12 @@
       <w:tr>
         <w:tblPrEx>
           <w:tblBorders>
-            <w:top w:val="single" w:color="D5DDE5" w:sz="4" w:space="0"/>
-            <w:left w:val="single" w:color="D5DDE5" w:sz="4" w:space="0"/>
-            <w:bottom w:val="single" w:color="D5DDE5" w:sz="4" w:space="0"/>
-            <w:right w:val="single" w:color="D5DDE5" w:sz="4" w:space="0"/>
-            <w:insideH w:val="single" w:color="D5DDE5" w:sz="4" w:space="0"/>
-            <w:insideV w:val="single" w:color="D5DDE5" w:sz="4" w:space="0"/>
+            <w:top w:val="single" w:color="auto" w:sz="4" w:space="0"/>
+            <w:left w:val="single" w:color="auto" w:sz="4" w:space="0"/>
+            <w:bottom w:val="single" w:color="auto" w:sz="4" w:space="0"/>
+            <w:right w:val="single" w:color="auto" w:sz="4" w:space="0"/>
+            <w:insideH w:val="single" w:color="auto" w:sz="4" w:space="0"/>
+            <w:insideV w:val="single" w:color="auto" w:sz="4" w:space="0"/>
           </w:tblBorders>
           <w:tblCellMar>
             <w:top w:w="0" w:type="dxa"/>
@@ -2245,7 +2269,7 @@
         <w:tc>
           <w:tcPr>
             <w:tcW w:w="4677" w:type="dxa"/>
-            <w:shd w:val="clear" w:color="auto" w:fill="F2F6FA"/>
+            <w:shd w:val="clear" w:color="auto" w:fill="auto"/>
             <w:tcMar>
               <w:top w:w="90" w:type="dxa"/>
               <w:left w:w="100" w:type="dxa"/>
@@ -2273,7 +2297,7 @@
         <w:tc>
           <w:tcPr>
             <w:tcW w:w="4677" w:type="dxa"/>
-            <w:shd w:val="clear" w:color="auto" w:fill="F2F6FA"/>
+            <w:shd w:val="clear" w:color="auto" w:fill="auto"/>
             <w:tcMar>
               <w:top w:w="90" w:type="dxa"/>
               <w:left w:w="100" w:type="dxa"/>
@@ -2302,12 +2326,12 @@
       <w:tr>
         <w:tblPrEx>
           <w:tblBorders>
-            <w:top w:val="single" w:color="D5DDE5" w:sz="4" w:space="0"/>
-            <w:left w:val="single" w:color="D5DDE5" w:sz="4" w:space="0"/>
-            <w:bottom w:val="single" w:color="D5DDE5" w:sz="4" w:space="0"/>
-            <w:right w:val="single" w:color="D5DDE5" w:sz="4" w:space="0"/>
-            <w:insideH w:val="single" w:color="D5DDE5" w:sz="4" w:space="0"/>
-            <w:insideV w:val="single" w:color="D5DDE5" w:sz="4" w:space="0"/>
+            <w:top w:val="single" w:color="auto" w:sz="4" w:space="0"/>
+            <w:left w:val="single" w:color="auto" w:sz="4" w:space="0"/>
+            <w:bottom w:val="single" w:color="auto" w:sz="4" w:space="0"/>
+            <w:right w:val="single" w:color="auto" w:sz="4" w:space="0"/>
+            <w:insideH w:val="single" w:color="auto" w:sz="4" w:space="0"/>
+            <w:insideV w:val="single" w:color="auto" w:sz="4" w:space="0"/>
           </w:tblBorders>
           <w:tblCellMar>
             <w:top w:w="0" w:type="dxa"/>
@@ -2323,6 +2347,7 @@
         <w:tc>
           <w:tcPr>
             <w:tcW w:w="4677" w:type="dxa"/>
+            <w:shd w:val="clear" w:color="auto" w:fill="auto"/>
             <w:tcMar>
               <w:top w:w="90" w:type="dxa"/>
               <w:left w:w="100" w:type="dxa"/>
@@ -2350,6 +2375,7 @@
         <w:tc>
           <w:tcPr>
             <w:tcW w:w="4677" w:type="dxa"/>
+            <w:shd w:val="clear" w:color="auto" w:fill="auto"/>
             <w:tcMar>
               <w:top w:w="90" w:type="dxa"/>
               <w:left w:w="100" w:type="dxa"/>
@@ -2378,13 +2404,14 @@
       <w:tr>
         <w:tblPrEx>
           <w:tblBorders>
-            <w:top w:val="single" w:color="D5DDE5" w:sz="4" w:space="0"/>
-            <w:left w:val="single" w:color="D5DDE5" w:sz="4" w:space="0"/>
-            <w:bottom w:val="single" w:color="D5DDE5" w:sz="4" w:space="0"/>
-            <w:right w:val="single" w:color="D5DDE5" w:sz="4" w:space="0"/>
-            <w:insideH w:val="single" w:color="D5DDE5" w:sz="4" w:space="0"/>
-            <w:insideV w:val="single" w:color="D5DDE5" w:sz="4" w:space="0"/>
+            <w:top w:val="single" w:color="auto" w:sz="4" w:space="0"/>
+            <w:left w:val="single" w:color="auto" w:sz="4" w:space="0"/>
+            <w:bottom w:val="single" w:color="auto" w:sz="4" w:space="0"/>
+            <w:right w:val="single" w:color="auto" w:sz="4" w:space="0"/>
+            <w:insideH w:val="single" w:color="auto" w:sz="4" w:space="0"/>
+            <w:insideV w:val="single" w:color="auto" w:sz="4" w:space="0"/>
           </w:tblBorders>
+          <w:shd w:val="clear" w:color="auto" w:fill="auto"/>
           <w:tblCellMar>
             <w:top w:w="0" w:type="dxa"/>
             <w:left w:w="108" w:type="dxa"/>
@@ -2399,7 +2426,7 @@
         <w:tc>
           <w:tcPr>
             <w:tcW w:w="4677" w:type="dxa"/>
-            <w:shd w:val="clear" w:color="auto" w:fill="F2F6FA"/>
+            <w:shd w:val="clear" w:color="auto" w:fill="auto"/>
             <w:tcMar>
               <w:top w:w="90" w:type="dxa"/>
               <w:left w:w="100" w:type="dxa"/>
@@ -2427,7 +2454,7 @@
         <w:tc>
           <w:tcPr>
             <w:tcW w:w="4677" w:type="dxa"/>
-            <w:shd w:val="clear" w:color="auto" w:fill="F2F6FA"/>
+            <w:shd w:val="clear" w:color="auto" w:fill="auto"/>
             <w:tcMar>
               <w:top w:w="90" w:type="dxa"/>
               <w:left w:w="100" w:type="dxa"/>
@@ -2456,12 +2483,12 @@
       <w:tr>
         <w:tblPrEx>
           <w:tblBorders>
-            <w:top w:val="single" w:color="D5DDE5" w:sz="4" w:space="0"/>
-            <w:left w:val="single" w:color="D5DDE5" w:sz="4" w:space="0"/>
-            <w:bottom w:val="single" w:color="D5DDE5" w:sz="4" w:space="0"/>
-            <w:right w:val="single" w:color="D5DDE5" w:sz="4" w:space="0"/>
-            <w:insideH w:val="single" w:color="D5DDE5" w:sz="4" w:space="0"/>
-            <w:insideV w:val="single" w:color="D5DDE5" w:sz="4" w:space="0"/>
+            <w:top w:val="single" w:color="auto" w:sz="4" w:space="0"/>
+            <w:left w:val="single" w:color="auto" w:sz="4" w:space="0"/>
+            <w:bottom w:val="single" w:color="auto" w:sz="4" w:space="0"/>
+            <w:right w:val="single" w:color="auto" w:sz="4" w:space="0"/>
+            <w:insideH w:val="single" w:color="auto" w:sz="4" w:space="0"/>
+            <w:insideV w:val="single" w:color="auto" w:sz="4" w:space="0"/>
           </w:tblBorders>
           <w:tblCellMar>
             <w:top w:w="0" w:type="dxa"/>
@@ -2477,6 +2504,7 @@
         <w:tc>
           <w:tcPr>
             <w:tcW w:w="4677" w:type="dxa"/>
+            <w:shd w:val="clear" w:color="auto" w:fill="auto"/>
             <w:tcMar>
               <w:top w:w="90" w:type="dxa"/>
               <w:left w:w="100" w:type="dxa"/>
@@ -2504,6 +2532,7 @@
         <w:tc>
           <w:tcPr>
             <w:tcW w:w="4677" w:type="dxa"/>
+            <w:shd w:val="clear" w:color="auto" w:fill="auto"/>
             <w:tcMar>
               <w:top w:w="90" w:type="dxa"/>
               <w:left w:w="100" w:type="dxa"/>
@@ -2532,12 +2561,12 @@
       <w:tr>
         <w:tblPrEx>
           <w:tblBorders>
-            <w:top w:val="single" w:color="D5DDE5" w:sz="4" w:space="0"/>
-            <w:left w:val="single" w:color="D5DDE5" w:sz="4" w:space="0"/>
-            <w:bottom w:val="single" w:color="D5DDE5" w:sz="4" w:space="0"/>
-            <w:right w:val="single" w:color="D5DDE5" w:sz="4" w:space="0"/>
-            <w:insideH w:val="single" w:color="D5DDE5" w:sz="4" w:space="0"/>
-            <w:insideV w:val="single" w:color="D5DDE5" w:sz="4" w:space="0"/>
+            <w:top w:val="single" w:color="auto" w:sz="4" w:space="0"/>
+            <w:left w:val="single" w:color="auto" w:sz="4" w:space="0"/>
+            <w:bottom w:val="single" w:color="auto" w:sz="4" w:space="0"/>
+            <w:right w:val="single" w:color="auto" w:sz="4" w:space="0"/>
+            <w:insideH w:val="single" w:color="auto" w:sz="4" w:space="0"/>
+            <w:insideV w:val="single" w:color="auto" w:sz="4" w:space="0"/>
           </w:tblBorders>
           <w:tblCellMar>
             <w:top w:w="0" w:type="dxa"/>
@@ -2553,7 +2582,7 @@
         <w:tc>
           <w:tcPr>
             <w:tcW w:w="4677" w:type="dxa"/>
-            <w:shd w:val="clear" w:color="auto" w:fill="F2F6FA"/>
+            <w:shd w:val="clear" w:color="auto" w:fill="auto"/>
             <w:tcMar>
               <w:top w:w="90" w:type="dxa"/>
               <w:left w:w="100" w:type="dxa"/>
@@ -2581,7 +2610,7 @@
         <w:tc>
           <w:tcPr>
             <w:tcW w:w="4677" w:type="dxa"/>
-            <w:shd w:val="clear" w:color="auto" w:fill="F2F6FA"/>
+            <w:shd w:val="clear" w:color="auto" w:fill="auto"/>
             <w:tcMar>
               <w:top w:w="90" w:type="dxa"/>
               <w:left w:w="100" w:type="dxa"/>
@@ -2610,12 +2639,12 @@
       <w:tr>
         <w:tblPrEx>
           <w:tblBorders>
-            <w:top w:val="single" w:color="D5DDE5" w:sz="4" w:space="0"/>
-            <w:left w:val="single" w:color="D5DDE5" w:sz="4" w:space="0"/>
-            <w:bottom w:val="single" w:color="D5DDE5" w:sz="4" w:space="0"/>
-            <w:right w:val="single" w:color="D5DDE5" w:sz="4" w:space="0"/>
-            <w:insideH w:val="single" w:color="D5DDE5" w:sz="4" w:space="0"/>
-            <w:insideV w:val="single" w:color="D5DDE5" w:sz="4" w:space="0"/>
+            <w:top w:val="single" w:color="auto" w:sz="4" w:space="0"/>
+            <w:left w:val="single" w:color="auto" w:sz="4" w:space="0"/>
+            <w:bottom w:val="single" w:color="auto" w:sz="4" w:space="0"/>
+            <w:right w:val="single" w:color="auto" w:sz="4" w:space="0"/>
+            <w:insideH w:val="single" w:color="auto" w:sz="4" w:space="0"/>
+            <w:insideV w:val="single" w:color="auto" w:sz="4" w:space="0"/>
           </w:tblBorders>
           <w:tblCellMar>
             <w:top w:w="0" w:type="dxa"/>
@@ -2631,6 +2660,7 @@
         <w:tc>
           <w:tcPr>
             <w:tcW w:w="4677" w:type="dxa"/>
+            <w:shd w:val="clear" w:color="auto" w:fill="auto"/>
             <w:tcMar>
               <w:top w:w="90" w:type="dxa"/>
               <w:left w:w="100" w:type="dxa"/>
@@ -2658,6 +2688,7 @@
         <w:tc>
           <w:tcPr>
             <w:tcW w:w="4677" w:type="dxa"/>
+            <w:shd w:val="clear" w:color="auto" w:fill="auto"/>
             <w:tcMar>
               <w:top w:w="90" w:type="dxa"/>
               <w:left w:w="100" w:type="dxa"/>
@@ -2686,12 +2717,12 @@
       <w:tr>
         <w:tblPrEx>
           <w:tblBorders>
-            <w:top w:val="single" w:color="D5DDE5" w:sz="4" w:space="0"/>
-            <w:left w:val="single" w:color="D5DDE5" w:sz="4" w:space="0"/>
-            <w:bottom w:val="single" w:color="D5DDE5" w:sz="4" w:space="0"/>
-            <w:right w:val="single" w:color="D5DDE5" w:sz="4" w:space="0"/>
-            <w:insideH w:val="single" w:color="D5DDE5" w:sz="4" w:space="0"/>
-            <w:insideV w:val="single" w:color="D5DDE5" w:sz="4" w:space="0"/>
+            <w:top w:val="single" w:color="auto" w:sz="4" w:space="0"/>
+            <w:left w:val="single" w:color="auto" w:sz="4" w:space="0"/>
+            <w:bottom w:val="single" w:color="auto" w:sz="4" w:space="0"/>
+            <w:right w:val="single" w:color="auto" w:sz="4" w:space="0"/>
+            <w:insideH w:val="single" w:color="auto" w:sz="4" w:space="0"/>
+            <w:insideV w:val="single" w:color="auto" w:sz="4" w:space="0"/>
           </w:tblBorders>
           <w:tblCellMar>
             <w:top w:w="0" w:type="dxa"/>
@@ -2707,7 +2738,7 @@
         <w:tc>
           <w:tcPr>
             <w:tcW w:w="4677" w:type="dxa"/>
-            <w:shd w:val="clear" w:color="auto" w:fill="F2F6FA"/>
+            <w:shd w:val="clear" w:color="auto" w:fill="auto"/>
             <w:tcMar>
               <w:top w:w="90" w:type="dxa"/>
               <w:left w:w="100" w:type="dxa"/>
@@ -2735,7 +2766,7 @@
         <w:tc>
           <w:tcPr>
             <w:tcW w:w="4677" w:type="dxa"/>
-            <w:shd w:val="clear" w:color="auto" w:fill="F2F6FA"/>
+            <w:shd w:val="clear" w:color="auto" w:fill="auto"/>
             <w:tcMar>
               <w:top w:w="90" w:type="dxa"/>
               <w:left w:w="100" w:type="dxa"/>
@@ -2764,12 +2795,12 @@
       <w:tr>
         <w:tblPrEx>
           <w:tblBorders>
-            <w:top w:val="single" w:color="D5DDE5" w:sz="4" w:space="0"/>
-            <w:left w:val="single" w:color="D5DDE5" w:sz="4" w:space="0"/>
-            <w:bottom w:val="single" w:color="D5DDE5" w:sz="4" w:space="0"/>
-            <w:right w:val="single" w:color="D5DDE5" w:sz="4" w:space="0"/>
-            <w:insideH w:val="single" w:color="D5DDE5" w:sz="4" w:space="0"/>
-            <w:insideV w:val="single" w:color="D5DDE5" w:sz="4" w:space="0"/>
+            <w:top w:val="single" w:color="auto" w:sz="4" w:space="0"/>
+            <w:left w:val="single" w:color="auto" w:sz="4" w:space="0"/>
+            <w:bottom w:val="single" w:color="auto" w:sz="4" w:space="0"/>
+            <w:right w:val="single" w:color="auto" w:sz="4" w:space="0"/>
+            <w:insideH w:val="single" w:color="auto" w:sz="4" w:space="0"/>
+            <w:insideV w:val="single" w:color="auto" w:sz="4" w:space="0"/>
           </w:tblBorders>
           <w:tblCellMar>
             <w:top w:w="0" w:type="dxa"/>
@@ -2785,6 +2816,7 @@
         <w:tc>
           <w:tcPr>
             <w:tcW w:w="4677" w:type="dxa"/>
+            <w:shd w:val="clear" w:color="auto" w:fill="auto"/>
             <w:tcMar>
               <w:top w:w="90" w:type="dxa"/>
               <w:left w:w="100" w:type="dxa"/>
@@ -2812,6 +2844,7 @@
         <w:tc>
           <w:tcPr>
             <w:tcW w:w="4677" w:type="dxa"/>
+            <w:shd w:val="clear" w:color="auto" w:fill="auto"/>
             <w:tcMar>
               <w:top w:w="90" w:type="dxa"/>
               <w:left w:w="100" w:type="dxa"/>
@@ -2840,13 +2873,14 @@
       <w:tr>
         <w:tblPrEx>
           <w:tblBorders>
-            <w:top w:val="single" w:color="D5DDE5" w:sz="4" w:space="0"/>
-            <w:left w:val="single" w:color="D5DDE5" w:sz="4" w:space="0"/>
-            <w:bottom w:val="single" w:color="D5DDE5" w:sz="4" w:space="0"/>
-            <w:right w:val="single" w:color="D5DDE5" w:sz="4" w:space="0"/>
-            <w:insideH w:val="single" w:color="D5DDE5" w:sz="4" w:space="0"/>
-            <w:insideV w:val="single" w:color="D5DDE5" w:sz="4" w:space="0"/>
+            <w:top w:val="single" w:color="auto" w:sz="4" w:space="0"/>
+            <w:left w:val="single" w:color="auto" w:sz="4" w:space="0"/>
+            <w:bottom w:val="single" w:color="auto" w:sz="4" w:space="0"/>
+            <w:right w:val="single" w:color="auto" w:sz="4" w:space="0"/>
+            <w:insideH w:val="single" w:color="auto" w:sz="4" w:space="0"/>
+            <w:insideV w:val="single" w:color="auto" w:sz="4" w:space="0"/>
           </w:tblBorders>
+          <w:shd w:val="clear" w:color="auto" w:fill="auto"/>
           <w:tblCellMar>
             <w:top w:w="0" w:type="dxa"/>
             <w:left w:w="108" w:type="dxa"/>
@@ -2861,7 +2895,7 @@
         <w:tc>
           <w:tcPr>
             <w:tcW w:w="4677" w:type="dxa"/>
-            <w:shd w:val="clear" w:color="auto" w:fill="F2F6FA"/>
+            <w:shd w:val="clear" w:color="auto" w:fill="auto"/>
             <w:tcMar>
               <w:top w:w="90" w:type="dxa"/>
               <w:left w:w="100" w:type="dxa"/>
@@ -2889,7 +2923,7 @@
         <w:tc>
           <w:tcPr>
             <w:tcW w:w="4677" w:type="dxa"/>
-            <w:shd w:val="clear" w:color="auto" w:fill="F2F6FA"/>
+            <w:shd w:val="clear" w:color="auto" w:fill="auto"/>
             <w:tcMar>
               <w:top w:w="90" w:type="dxa"/>
               <w:left w:w="100" w:type="dxa"/>
@@ -2918,12 +2952,12 @@
       <w:tr>
         <w:tblPrEx>
           <w:tblBorders>
-            <w:top w:val="single" w:color="D5DDE5" w:sz="4" w:space="0"/>
-            <w:left w:val="single" w:color="D5DDE5" w:sz="4" w:space="0"/>
-            <w:bottom w:val="single" w:color="D5DDE5" w:sz="4" w:space="0"/>
-            <w:right w:val="single" w:color="D5DDE5" w:sz="4" w:space="0"/>
-            <w:insideH w:val="single" w:color="D5DDE5" w:sz="4" w:space="0"/>
-            <w:insideV w:val="single" w:color="D5DDE5" w:sz="4" w:space="0"/>
+            <w:top w:val="single" w:color="auto" w:sz="4" w:space="0"/>
+            <w:left w:val="single" w:color="auto" w:sz="4" w:space="0"/>
+            <w:bottom w:val="single" w:color="auto" w:sz="4" w:space="0"/>
+            <w:right w:val="single" w:color="auto" w:sz="4" w:space="0"/>
+            <w:insideH w:val="single" w:color="auto" w:sz="4" w:space="0"/>
+            <w:insideV w:val="single" w:color="auto" w:sz="4" w:space="0"/>
           </w:tblBorders>
           <w:tblCellMar>
             <w:top w:w="0" w:type="dxa"/>
@@ -2939,6 +2973,7 @@
         <w:tc>
           <w:tcPr>
             <w:tcW w:w="4677" w:type="dxa"/>
+            <w:shd w:val="clear" w:color="auto" w:fill="auto"/>
             <w:tcMar>
               <w:top w:w="90" w:type="dxa"/>
               <w:left w:w="100" w:type="dxa"/>
@@ -2966,6 +3001,7 @@
         <w:tc>
           <w:tcPr>
             <w:tcW w:w="4677" w:type="dxa"/>
+            <w:shd w:val="clear" w:color="auto" w:fill="auto"/>
             <w:tcMar>
               <w:top w:w="90" w:type="dxa"/>
               <w:left w:w="100" w:type="dxa"/>
@@ -2994,12 +3030,12 @@
       <w:tr>
         <w:tblPrEx>
           <w:tblBorders>
-            <w:top w:val="single" w:color="D5DDE5" w:sz="4" w:space="0"/>
-            <w:left w:val="single" w:color="D5DDE5" w:sz="4" w:space="0"/>
-            <w:bottom w:val="single" w:color="D5DDE5" w:sz="4" w:space="0"/>
-            <w:right w:val="single" w:color="D5DDE5" w:sz="4" w:space="0"/>
-            <w:insideH w:val="single" w:color="D5DDE5" w:sz="4" w:space="0"/>
-            <w:insideV w:val="single" w:color="D5DDE5" w:sz="4" w:space="0"/>
+            <w:top w:val="single" w:color="auto" w:sz="4" w:space="0"/>
+            <w:left w:val="single" w:color="auto" w:sz="4" w:space="0"/>
+            <w:bottom w:val="single" w:color="auto" w:sz="4" w:space="0"/>
+            <w:right w:val="single" w:color="auto" w:sz="4" w:space="0"/>
+            <w:insideH w:val="single" w:color="auto" w:sz="4" w:space="0"/>
+            <w:insideV w:val="single" w:color="auto" w:sz="4" w:space="0"/>
           </w:tblBorders>
           <w:tblCellMar>
             <w:top w:w="0" w:type="dxa"/>
@@ -3015,7 +3051,7 @@
         <w:tc>
           <w:tcPr>
             <w:tcW w:w="4677" w:type="dxa"/>
-            <w:shd w:val="clear" w:color="auto" w:fill="F2F6FA"/>
+            <w:shd w:val="clear" w:color="auto" w:fill="auto"/>
             <w:tcMar>
               <w:top w:w="90" w:type="dxa"/>
               <w:left w:w="100" w:type="dxa"/>
@@ -3043,7 +3079,7 @@
         <w:tc>
           <w:tcPr>
             <w:tcW w:w="4677" w:type="dxa"/>
-            <w:shd w:val="clear" w:color="auto" w:fill="F2F6FA"/>
+            <w:shd w:val="clear" w:color="auto" w:fill="auto"/>
             <w:tcMar>
               <w:top w:w="90" w:type="dxa"/>
               <w:left w:w="100" w:type="dxa"/>
@@ -3069,6 +3105,7 @@
           </w:p>
         </w:tc>
       </w:tr>
+      <w:bookmarkEnd w:id="0"/>
     </w:tbl>
     <w:p>
       <w:pPr>
@@ -4209,7 +4246,7 @@
     <w:lsdException w:unhideWhenUsed="0" w:uiPriority="59" w:semiHidden="0" w:name="Table Grid"/>
     <w:lsdException w:uiPriority="99" w:name="Table Theme"/>
     <w:lsdException w:qFormat="1" w:unhideWhenUsed="0" w:uiPriority="1" w:semiHidden="0" w:name="No Spacing"/>
-    <w:lsdException w:unhideWhenUsed="0" w:uiPriority="60" w:semiHidden="0" w:name="Light Shading"/>
+    <w:lsdException w:qFormat="1" w:unhideWhenUsed="0" w:uiPriority="60" w:semiHidden="0" w:name="Light Shading"/>
     <w:lsdException w:unhideWhenUsed="0" w:uiPriority="61" w:semiHidden="0" w:name="Light List"/>
     <w:lsdException w:unhideWhenUsed="0" w:uiPriority="62" w:semiHidden="0" w:name="Light Grid"/>
     <w:lsdException w:unhideWhenUsed="0" w:uiPriority="63" w:semiHidden="0" w:name="Medium Shading 1"/>
@@ -4226,7 +4263,7 @@
     <w:lsdException w:unhideWhenUsed="0" w:uiPriority="60" w:semiHidden="0" w:name="Light Shading Accent 1"/>
     <w:lsdException w:unhideWhenUsed="0" w:uiPriority="61" w:semiHidden="0" w:name="Light List Accent 1"/>
     <w:lsdException w:unhideWhenUsed="0" w:uiPriority="62" w:semiHidden="0" w:name="Light Grid Accent 1"/>
-    <w:lsdException w:unhideWhenUsed="0" w:uiPriority="63" w:semiHidden="0" w:name="Medium Shading 1 Accent 1"/>
+    <w:lsdException w:qFormat="1" w:unhideWhenUsed="0" w:uiPriority="63" w:semiHidden="0" w:name="Medium Shading 1 Accent 1"/>
     <w:lsdException w:unhideWhenUsed="0" w:uiPriority="64" w:semiHidden="0" w:name="Medium Shading 2 Accent 1"/>
     <w:lsdException w:unhideWhenUsed="0" w:uiPriority="65" w:semiHidden="0" w:name="Medium List 1 Accent 1"/>
     <w:lsdException w:qFormat="1" w:unhideWhenUsed="0" w:uiPriority="34" w:semiHidden="0" w:name="List Paragraph"/>
@@ -4243,7 +4280,7 @@
     <w:lsdException w:unhideWhenUsed="0" w:uiPriority="60" w:semiHidden="0" w:name="Light Shading Accent 2"/>
     <w:lsdException w:unhideWhenUsed="0" w:uiPriority="61" w:semiHidden="0" w:name="Light List Accent 2"/>
     <w:lsdException w:unhideWhenUsed="0" w:uiPriority="62" w:semiHidden="0" w:name="Light Grid Accent 2"/>
-    <w:lsdException w:unhideWhenUsed="0" w:uiPriority="63" w:semiHidden="0" w:name="Medium Shading 1 Accent 2"/>
+    <w:lsdException w:qFormat="1" w:unhideWhenUsed="0" w:uiPriority="63" w:semiHidden="0" w:name="Medium Shading 1 Accent 2"/>
     <w:lsdException w:unhideWhenUsed="0" w:uiPriority="64" w:semiHidden="0" w:name="Medium Shading 2 Accent 2"/>
     <w:lsdException w:unhideWhenUsed="0" w:uiPriority="65" w:semiHidden="0" w:name="Medium List 1 Accent 2"/>
     <w:lsdException w:unhideWhenUsed="0" w:uiPriority="66" w:semiHidden="0" w:name="Medium List 2 Accent 2"/>
@@ -4271,7 +4308,7 @@
     <w:lsdException w:unhideWhenUsed="0" w:uiPriority="60" w:semiHidden="0" w:name="Light Shading Accent 4"/>
     <w:lsdException w:unhideWhenUsed="0" w:uiPriority="61" w:semiHidden="0" w:name="Light List Accent 4"/>
     <w:lsdException w:unhideWhenUsed="0" w:uiPriority="62" w:semiHidden="0" w:name="Light Grid Accent 4"/>
-    <w:lsdException w:unhideWhenUsed="0" w:uiPriority="63" w:semiHidden="0" w:name="Medium Shading 1 Accent 4"/>
+    <w:lsdException w:qFormat="1" w:unhideWhenUsed="0" w:uiPriority="63" w:semiHidden="0" w:name="Medium Shading 1 Accent 4"/>
     <w:lsdException w:unhideWhenUsed="0" w:uiPriority="64" w:semiHidden="0" w:name="Medium Shading 2 Accent 4"/>
     <w:lsdException w:unhideWhenUsed="0" w:uiPriority="65" w:semiHidden="0" w:name="Medium List 1 Accent 4"/>
     <w:lsdException w:unhideWhenUsed="0" w:uiPriority="66" w:semiHidden="0" w:name="Medium List 2 Accent 4"/>
@@ -4896,6 +4933,7 @@
   <w:style w:type="table" w:styleId="34">
     <w:name w:val="Light Shading"/>
     <w:basedOn w:val="32"/>
+    <w:qFormat/>
     <w:uiPriority w:val="60"/>
     <w:pPr>
       <w:spacing w:after="0" w:line="240" w:lineRule="auto"/>
@@ -7229,6 +7267,7 @@
   <w:style w:type="table" w:styleId="56">
     <w:name w:val="Medium Shading 1 Accent 1"/>
     <w:basedOn w:val="32"/>
+    <w:qFormat/>
     <w:uiPriority w:val="63"/>
     <w:pPr>
       <w:spacing w:after="0" w:line="240" w:lineRule="auto"/>
@@ -7336,6 +7375,7 @@
   <w:style w:type="table" w:styleId="57">
     <w:name w:val="Medium Shading 1 Accent 2"/>
     <w:basedOn w:val="32"/>
+    <w:qFormat/>
     <w:uiPriority w:val="63"/>
     <w:pPr>
       <w:spacing w:after="0" w:line="240" w:lineRule="auto"/>
@@ -7550,6 +7590,7 @@
   <w:style w:type="table" w:styleId="59">
     <w:name w:val="Medium Shading 1 Accent 4"/>
     <w:basedOn w:val="32"/>
+    <w:qFormat/>
     <w:uiPriority w:val="63"/>
     <w:pPr>
       <w:spacing w:after="0" w:line="240" w:lineRule="auto"/>

--- a/documentword/设计文档.docx
+++ b/documentword/设计文档.docx
@@ -3781,6 +3781,9 @@
         </w:rPr>
         <w:t>MySQL、课程目录连接和真实外部账单服务仍需在最终演示机分别验收。</w:t>
       </w:r>
+      <w:r>
+        <w:t xml:space="preserve"> </w:t>
+      </w:r>
     </w:p>
     <w:sectPr>
       <w:headerReference r:id="rId6" w:type="default"/>
